--- a/docs/docx/07_Analyst_and_agent.docx
+++ b/docs/docx/07_Analyst_and_agent.docx
@@ -265,21 +265,7 @@
                 <w:b w:val="0"/>
                 <w:sz w:val="17"/>
               </w:rPr>
-              <w:t xml:space="preserve">, and the app's </w:t>
-            </w:r>
-            <w:r>
-              <w:rPr>
-                <w:b/>
-                <w:sz w:val="17"/>
-              </w:rPr>
-              <w:t>Ask the Agent</w:t>
-            </w:r>
-            <w:r>
-              <w:rPr>
-                <w:b w:val="0"/>
-                <w:sz w:val="17"/>
-              </w:rPr>
-              <w:t xml:space="preserve"> page</w:t>
+              <w:t xml:space="preserve"> (Snowflake Intelligence)</w:t>
             </w:r>
           </w:p>
         </w:tc>
@@ -3826,7 +3812,7 @@
           <w:color w:val="1B3A57"/>
           <w:sz w:val="23"/>
         </w:rPr>
-        <w:t>The Ask the Agent page</w:t>
+        <w:t>Asking the agent</w:t>
       </w:r>
     </w:p>
     <w:p>
@@ -3839,7 +3825,25 @@
           <w:i w:val="0"/>
           <w:sz w:val="20"/>
         </w:rPr>
-        <w:t>Page 7 of the application. It is the natural-language surface, and it inherits everything above: 10 tables, 64 dimensions, 0 measures, 0 verified queries, and no forecast table.</w:t>
+        <w:t xml:space="preserve">The app no longer has an Ask the Agent page; its Ask Cortex page (first in the menu, above the Executive Dashboard) covers in-app analysis. Free-form questions go to </w:t>
+      </w:r>
+      <w:r>
+        <w:rPr>
+          <w:rFonts w:ascii="Consolas" w:hAnsi="Consolas"/>
+          <w:b w:val="0"/>
+          <w:i w:val="0"/>
+          <w:color w:val="1B5E8C"/>
+          <w:sz w:val="19"/>
+        </w:rPr>
+        <w:t>SAP_SALES_360_AGENT</w:t>
+      </w:r>
+      <w:r>
+        <w:rPr>
+          <w:b w:val="0"/>
+          <w:i w:val="0"/>
+          <w:sz w:val="20"/>
+        </w:rPr>
+        <w:t xml:space="preserve"> in Snowflake Intelligence, which inherits everything above: 10 tables, 64 dimensions, 0 measures, 0 verified queries, and no forecast table.</w:t>
       </w:r>
     </w:p>
     <w:p>
@@ -4003,7 +4007,7 @@
           <w:b w:val="0"/>
           <w:sz w:val="20"/>
         </w:rPr>
-        <w:t xml:space="preserve"> orchestration, reachable from the application.</w:t>
+        <w:t xml:space="preserve"> orchestration, reachable from Snowflake Intelligence.</w:t>
       </w:r>
     </w:p>
     <w:p>
